--- a/06_可直接打开的Word版/03_错题整理__选择题错题__Day03_参数估计与假设检验错题.docx
+++ b/06_可直接打开的Word版/03_错题整理__选择题错题__Day03_参数估计与假设检验错题.docx
@@ -3,11 +3,11 @@
 <w:document xmlns:wpc="http://schemas.microsoft.com/office/word/2010/wordprocessingCanvas" xmlns:mo="http://schemas.microsoft.com/office/mac/office/2008/main" xmlns:mc="http://schemas.openxmlformats.org/markup-compatibility/2006" xmlns:mv="urn:schemas-microsoft-com:mac:vml" xmlns:o="urn:schemas-microsoft-com:office:office" xmlns:r="http://schemas.openxmlformats.org/officeDocument/2006/relationships" xmlns:m="http://schemas.openxmlformats.org/officeDocument/2006/math" xmlns:v="urn:schemas-microsoft-com:vml" xmlns:wp14="http://schemas.microsoft.com/office/word/2010/wordprocessingDrawing" xmlns:wp="http://schemas.openxmlformats.org/drawingml/2006/wordprocessingDrawing" xmlns:w10="urn:schemas-microsoft-com:office:word" xmlns:w="http://schemas.openxmlformats.org/wordprocessingml/2006/main" xmlns:w14="http://schemas.microsoft.com/office/word/2010/wordml" xmlns:wpg="http://schemas.microsoft.com/office/word/2010/wordprocessingGroup" xmlns:wpi="http://schemas.microsoft.com/office/word/2010/wordprocessingInk" xmlns:wne="http://schemas.microsoft.com/office/word/2006/wordml" xmlns:wps="http://schemas.microsoft.com/office/word/2010/wordprocessingShape" mc:Ignorable="w14 wp14">
   <w:body>
     <w:p>
-      <w:pPr>
-        <w:pStyle w:val="Heading1"/>
-      </w:pPr>
       <w:r>
-        <w:t>Day03 参数估计与假设检验错题整理</w:t>
+        <w:rPr>
+          <w:rFonts w:ascii="Microsoft YaHei" w:hAnsi="Microsoft YaHei" w:eastAsia="Microsoft YaHei"/>
+        </w:rPr>
+        <w:t>﻿# Day03 参数估计与假设检验错题整理</w:t>
       </w:r>
     </w:p>
     <w:p/>
@@ -15,7 +15,6 @@
       <w:r>
         <w:rPr>
           <w:rFonts w:ascii="Microsoft YaHei" w:hAnsi="Microsoft YaHei" w:eastAsia="Microsoft YaHei"/>
-          <w:sz w:val="22"/>
         </w:rPr>
         <w:t>答题日期：2026年5月31日</w:t>
       </w:r>
@@ -24,7 +23,6 @@
       <w:r>
         <w:rPr>
           <w:rFonts w:ascii="Microsoft YaHei" w:hAnsi="Microsoft YaHei" w:eastAsia="Microsoft YaHei"/>
-          <w:sz w:val="22"/>
         </w:rPr>
         <w:t>你的原始答案：`DDBCE,ECADE,DABAB,DA`</w:t>
       </w:r>
@@ -33,7 +31,6 @@
       <w:r>
         <w:rPr>
           <w:rFonts w:ascii="Microsoft YaHei" w:hAnsi="Microsoft YaHei" w:eastAsia="Microsoft YaHei"/>
-          <w:sz w:val="22"/>
         </w:rPr>
         <w:t>正确答案：`DCACE,EDEDC,BDCBE,CA`</w:t>
       </w:r>
@@ -42,7 +39,6 @@
       <w:r>
         <w:rPr>
           <w:rFonts w:ascii="Microsoft YaHei" w:hAnsi="Microsoft YaHei" w:eastAsia="Microsoft YaHei"/>
-          <w:sz w:val="22"/>
         </w:rPr>
         <w:t>本次得分：6/17</w:t>
       </w:r>
@@ -51,7 +47,6 @@
       <w:r>
         <w:rPr>
           <w:rFonts w:ascii="Microsoft YaHei" w:hAnsi="Microsoft YaHei" w:eastAsia="Microsoft YaHei"/>
-          <w:sz w:val="22"/>
         </w:rPr>
         <w:t>错题范围：参数估计、假设检验、t 检验、两类错误、可信区间</w:t>
       </w:r>
@@ -61,7 +56,6 @@
       <w:r>
         <w:rPr>
           <w:rFonts w:ascii="Microsoft YaHei" w:hAnsi="Microsoft YaHei" w:eastAsia="Microsoft YaHei"/>
-          <w:sz w:val="22"/>
         </w:rPr>
         <w:t>整理规则：以后错题不仅写“你选错的原因”，还要写清楚每个选项为什么对或为什么错。</w:t>
       </w:r>
@@ -71,7 +65,6 @@
       <w:r>
         <w:rPr>
           <w:rFonts w:ascii="Microsoft YaHei" w:hAnsi="Microsoft YaHei" w:eastAsia="Microsoft YaHei"/>
-          <w:sz w:val="22"/>
         </w:rPr>
         <w:t>---</w:t>
       </w:r>
@@ -90,7 +83,6 @@
       <w:r>
         <w:rPr>
           <w:rFonts w:ascii="Microsoft YaHei" w:hAnsi="Microsoft YaHei" w:eastAsia="Microsoft YaHei"/>
-          <w:sz w:val="22"/>
         </w:rPr>
         <w:t>两样本均数比较的t检验，差别有统计学意义时，P越小，说明</w:t>
       </w:r>
@@ -100,7 +92,6 @@
       <w:r>
         <w:rPr>
           <w:rFonts w:ascii="Microsoft YaHei" w:hAnsi="Microsoft YaHei" w:eastAsia="Microsoft YaHei"/>
-          <w:sz w:val="22"/>
         </w:rPr>
         <w:t>A、两样本均数差别越大</w:t>
       </w:r>
@@ -109,7 +100,6 @@
       <w:r>
         <w:rPr>
           <w:rFonts w:ascii="Microsoft YaHei" w:hAnsi="Microsoft YaHei" w:eastAsia="Microsoft YaHei"/>
-          <w:sz w:val="22"/>
         </w:rPr>
         <w:t>B、两总体均数差别越大</w:t>
       </w:r>
@@ -118,7 +108,6 @@
       <w:r>
         <w:rPr>
           <w:rFonts w:ascii="Microsoft YaHei" w:hAnsi="Microsoft YaHei" w:eastAsia="Microsoft YaHei"/>
-          <w:sz w:val="22"/>
         </w:rPr>
         <w:t>C、越有理由认为两总体均数不同</w:t>
       </w:r>
@@ -127,7 +116,6 @@
       <w:r>
         <w:rPr>
           <w:rFonts w:ascii="Microsoft YaHei" w:hAnsi="Microsoft YaHei" w:eastAsia="Microsoft YaHei"/>
-          <w:sz w:val="22"/>
         </w:rPr>
         <w:t>D、越有理由认为两样本均数不同</w:t>
       </w:r>
@@ -136,7 +124,6 @@
       <w:r>
         <w:rPr>
           <w:rFonts w:ascii="Microsoft YaHei" w:hAnsi="Microsoft YaHei" w:eastAsia="Microsoft YaHei"/>
-          <w:sz w:val="22"/>
         </w:rPr>
         <w:t>E、越有理由认为两总体均数相同</w:t>
       </w:r>
@@ -146,7 +133,6 @@
       <w:r>
         <w:rPr>
           <w:rFonts w:ascii="Microsoft YaHei" w:hAnsi="Microsoft YaHei" w:eastAsia="Microsoft YaHei"/>
-          <w:sz w:val="22"/>
         </w:rPr>
         <w:t>你的答案：D</w:t>
       </w:r>
@@ -155,7 +141,6 @@
       <w:r>
         <w:rPr>
           <w:rFonts w:ascii="Microsoft YaHei" w:hAnsi="Microsoft YaHei" w:eastAsia="Microsoft YaHei"/>
-          <w:sz w:val="22"/>
         </w:rPr>
         <w:t>正确答案：C</w:t>
       </w:r>
@@ -177,7 +162,6 @@
       <w:r>
         <w:rPr>
           <w:rFonts w:ascii="Microsoft YaHei" w:hAnsi="Microsoft YaHei" w:eastAsia="Microsoft YaHei"/>
-          <w:sz w:val="22"/>
         </w:rPr>
         <w:t>A 错：P 值大小不只由样本均数差别决定，还受样本量、标准差、标准误影响。</w:t>
       </w:r>
@@ -189,7 +173,6 @@
       <w:r>
         <w:rPr>
           <w:rFonts w:ascii="Microsoft YaHei" w:hAnsi="Microsoft YaHei" w:eastAsia="Microsoft YaHei"/>
-          <w:sz w:val="22"/>
         </w:rPr>
         <w:t>B 错：P 越小只能说明拒绝 H0 的证据越强，不能直接说明两总体均数差别越大。</w:t>
       </w:r>
@@ -201,7 +184,6 @@
       <w:r>
         <w:rPr>
           <w:rFonts w:ascii="Microsoft YaHei" w:hAnsi="Microsoft YaHei" w:eastAsia="Microsoft YaHei"/>
-          <w:sz w:val="22"/>
         </w:rPr>
         <w:t>C 对：P 越小，越有理由拒绝“两总体均数相等”的 H0，因此越有理由认为两总体均数不同。</w:t>
       </w:r>
@@ -213,7 +195,6 @@
       <w:r>
         <w:rPr>
           <w:rFonts w:ascii="Microsoft YaHei" w:hAnsi="Microsoft YaHei" w:eastAsia="Microsoft YaHei"/>
-          <w:sz w:val="22"/>
         </w:rPr>
         <w:t>D 错：样本均数是否不同是已经观察到的事实，假设检验真正推断的是总体均数。</w:t>
       </w:r>
@@ -225,7 +206,6 @@
       <w:r>
         <w:rPr>
           <w:rFonts w:ascii="Microsoft YaHei" w:hAnsi="Microsoft YaHei" w:eastAsia="Microsoft YaHei"/>
-          <w:sz w:val="22"/>
         </w:rPr>
         <w:t>E 错：P 越小越支持两总体均数不同，不是相同。</w:t>
       </w:r>
@@ -235,7 +215,6 @@
       <w:r>
         <w:rPr>
           <w:rFonts w:ascii="Microsoft YaHei" w:hAnsi="Microsoft YaHei" w:eastAsia="Microsoft YaHei"/>
-          <w:sz w:val="22"/>
         </w:rPr>
         <w:t>记忆：假设检验结论落在“总体”，不是“样本”。</w:t>
       </w:r>
@@ -245,7 +224,6 @@
       <w:r>
         <w:rPr>
           <w:rFonts w:ascii="Microsoft YaHei" w:hAnsi="Microsoft YaHei" w:eastAsia="Microsoft YaHei"/>
-          <w:sz w:val="22"/>
         </w:rPr>
         <w:t>---</w:t>
       </w:r>
@@ -264,7 +242,6 @@
       <w:r>
         <w:rPr>
           <w:rFonts w:ascii="Microsoft YaHei" w:hAnsi="Microsoft YaHei" w:eastAsia="Microsoft YaHei"/>
-          <w:sz w:val="22"/>
         </w:rPr>
         <w:t>在疗效比较中应做单侧检验的是</w:t>
       </w:r>
@@ -274,7 +251,6 @@
       <w:r>
         <w:rPr>
           <w:rFonts w:ascii="Microsoft YaHei" w:hAnsi="Microsoft YaHei" w:eastAsia="Microsoft YaHei"/>
-          <w:sz w:val="22"/>
         </w:rPr>
         <w:t>A、已知A药不会优于B药</w:t>
       </w:r>
@@ -283,7 +259,6 @@
       <w:r>
         <w:rPr>
           <w:rFonts w:ascii="Microsoft YaHei" w:hAnsi="Microsoft YaHei" w:eastAsia="Microsoft YaHei"/>
-          <w:sz w:val="22"/>
         </w:rPr>
         <w:t>B、已知A药优于B药</w:t>
       </w:r>
@@ -292,7 +267,6 @@
       <w:r>
         <w:rPr>
           <w:rFonts w:ascii="Microsoft YaHei" w:hAnsi="Microsoft YaHei" w:eastAsia="Microsoft YaHei"/>
-          <w:sz w:val="22"/>
         </w:rPr>
         <w:t>C、不知A药好还是B药好</w:t>
       </w:r>
@@ -301,7 +275,6 @@
       <w:r>
         <w:rPr>
           <w:rFonts w:ascii="Microsoft YaHei" w:hAnsi="Microsoft YaHei" w:eastAsia="Microsoft YaHei"/>
-          <w:sz w:val="22"/>
         </w:rPr>
         <w:t>D、两种药物的疗效可能一样</w:t>
       </w:r>
@@ -310,7 +283,6 @@
       <w:r>
         <w:rPr>
           <w:rFonts w:ascii="Microsoft YaHei" w:hAnsi="Microsoft YaHei" w:eastAsia="Microsoft YaHei"/>
-          <w:sz w:val="22"/>
         </w:rPr>
         <w:t>E、两种药物的疗效可能不一样</w:t>
       </w:r>
@@ -320,7 +292,6 @@
       <w:r>
         <w:rPr>
           <w:rFonts w:ascii="Microsoft YaHei" w:hAnsi="Microsoft YaHei" w:eastAsia="Microsoft YaHei"/>
-          <w:sz w:val="22"/>
         </w:rPr>
         <w:t>你的答案：B</w:t>
       </w:r>
@@ -329,7 +300,6 @@
       <w:r>
         <w:rPr>
           <w:rFonts w:ascii="Microsoft YaHei" w:hAnsi="Microsoft YaHei" w:eastAsia="Microsoft YaHei"/>
-          <w:sz w:val="22"/>
         </w:rPr>
         <w:t>正确答案：A</w:t>
       </w:r>
@@ -351,7 +321,6 @@
       <w:r>
         <w:rPr>
           <w:rFonts w:ascii="Microsoft YaHei" w:hAnsi="Microsoft YaHei" w:eastAsia="Microsoft YaHei"/>
-          <w:sz w:val="22"/>
         </w:rPr>
         <w:t>A 对：已知 A 药不会优于 B 药，研究方向只剩“A 是否差于 B”，方向明确，可做单侧检验。</w:t>
       </w:r>
@@ -363,7 +332,6 @@
       <w:r>
         <w:rPr>
           <w:rFonts w:ascii="Microsoft YaHei" w:hAnsi="Microsoft YaHei" w:eastAsia="Microsoft YaHei"/>
-          <w:sz w:val="22"/>
         </w:rPr>
         <w:t>B 错：如果已经知道 A 药优于 B 药，就不是“需要通过检验判断疗效方向”的常规单侧检验表述。</w:t>
       </w:r>
@@ -375,7 +343,6 @@
       <w:r>
         <w:rPr>
           <w:rFonts w:ascii="Microsoft YaHei" w:hAnsi="Microsoft YaHei" w:eastAsia="Microsoft YaHei"/>
-          <w:sz w:val="22"/>
         </w:rPr>
         <w:t>C 错：不知道哪种药好，应做双侧检验。</w:t>
       </w:r>
@@ -387,7 +354,6 @@
       <w:r>
         <w:rPr>
           <w:rFonts w:ascii="Microsoft YaHei" w:hAnsi="Microsoft YaHei" w:eastAsia="Microsoft YaHei"/>
-          <w:sz w:val="22"/>
         </w:rPr>
         <w:t>D 错：可能一样不是方向性假设，不能作为单侧检验依据。</w:t>
       </w:r>
@@ -399,7 +365,6 @@
       <w:r>
         <w:rPr>
           <w:rFonts w:ascii="Microsoft YaHei" w:hAnsi="Microsoft YaHei" w:eastAsia="Microsoft YaHei"/>
-          <w:sz w:val="22"/>
         </w:rPr>
         <w:t>E 错：可能不一样只表示有差别，但没有方向，应做双侧检验。</w:t>
       </w:r>
@@ -409,7 +374,6 @@
       <w:r>
         <w:rPr>
           <w:rFonts w:ascii="Microsoft YaHei" w:hAnsi="Microsoft YaHei" w:eastAsia="Microsoft YaHei"/>
-          <w:sz w:val="22"/>
         </w:rPr>
         <w:t>记忆：单侧检验必须事先有明确方向；只问“是否不同”就是双侧。</w:t>
       </w:r>
@@ -419,7 +383,6 @@
       <w:r>
         <w:rPr>
           <w:rFonts w:ascii="Microsoft YaHei" w:hAnsi="Microsoft YaHei" w:eastAsia="Microsoft YaHei"/>
-          <w:sz w:val="22"/>
         </w:rPr>
         <w:t>---</w:t>
       </w:r>
@@ -438,7 +401,6 @@
       <w:r>
         <w:rPr>
           <w:rFonts w:ascii="Microsoft YaHei" w:hAnsi="Microsoft YaHei" w:eastAsia="Microsoft YaHei"/>
-          <w:sz w:val="22"/>
         </w:rPr>
         <w:t>在两样本均数比较的t检验中，无效假设是</w:t>
       </w:r>
@@ -448,7 +410,6 @@
       <w:r>
         <w:rPr>
           <w:rFonts w:ascii="Microsoft YaHei" w:hAnsi="Microsoft YaHei" w:eastAsia="Microsoft YaHei"/>
-          <w:sz w:val="22"/>
         </w:rPr>
         <w:t>A、两样本均数不等</w:t>
       </w:r>
@@ -457,7 +418,6 @@
       <w:r>
         <w:rPr>
           <w:rFonts w:ascii="Microsoft YaHei" w:hAnsi="Microsoft YaHei" w:eastAsia="Microsoft YaHei"/>
-          <w:sz w:val="22"/>
         </w:rPr>
         <w:t>B、两样本均数相等</w:t>
       </w:r>
@@ -466,7 +426,6 @@
       <w:r>
         <w:rPr>
           <w:rFonts w:ascii="Microsoft YaHei" w:hAnsi="Microsoft YaHei" w:eastAsia="Microsoft YaHei"/>
-          <w:sz w:val="22"/>
         </w:rPr>
         <w:t>C、两总体均数不等</w:t>
       </w:r>
@@ -475,7 +434,6 @@
       <w:r>
         <w:rPr>
           <w:rFonts w:ascii="Microsoft YaHei" w:hAnsi="Microsoft YaHei" w:eastAsia="Microsoft YaHei"/>
-          <w:sz w:val="22"/>
         </w:rPr>
         <w:t>D、两总体均数相等</w:t>
       </w:r>
@@ -484,7 +442,6 @@
       <w:r>
         <w:rPr>
           <w:rFonts w:ascii="Microsoft YaHei" w:hAnsi="Microsoft YaHei" w:eastAsia="Microsoft YaHei"/>
-          <w:sz w:val="22"/>
         </w:rPr>
         <w:t>E、两样本均数等于总体均数</w:t>
       </w:r>
@@ -494,7 +451,6 @@
       <w:r>
         <w:rPr>
           <w:rFonts w:ascii="Microsoft YaHei" w:hAnsi="Microsoft YaHei" w:eastAsia="Microsoft YaHei"/>
-          <w:sz w:val="22"/>
         </w:rPr>
         <w:t>你的答案：C</w:t>
       </w:r>
@@ -503,7 +459,6 @@
       <w:r>
         <w:rPr>
           <w:rFonts w:ascii="Microsoft YaHei" w:hAnsi="Microsoft YaHei" w:eastAsia="Microsoft YaHei"/>
-          <w:sz w:val="22"/>
         </w:rPr>
         <w:t>正确答案：D</w:t>
       </w:r>
@@ -525,7 +480,6 @@
       <w:r>
         <w:rPr>
           <w:rFonts w:ascii="Microsoft YaHei" w:hAnsi="Microsoft YaHei" w:eastAsia="Microsoft YaHei"/>
-          <w:sz w:val="22"/>
         </w:rPr>
         <w:t>A 错：H0 不写样本均数，而且“不等”通常是备择假设方向。</w:t>
       </w:r>
@@ -537,7 +491,6 @@
       <w:r>
         <w:rPr>
           <w:rFonts w:ascii="Microsoft YaHei" w:hAnsi="Microsoft YaHei" w:eastAsia="Microsoft YaHei"/>
-          <w:sz w:val="22"/>
         </w:rPr>
         <w:t>B 错：H0 针对总体参数，不针对样本统计量。</w:t>
       </w:r>
@@ -549,7 +502,6 @@
       <w:r>
         <w:rPr>
           <w:rFonts w:ascii="Microsoft YaHei" w:hAnsi="Microsoft YaHei" w:eastAsia="Microsoft YaHei"/>
-          <w:sz w:val="22"/>
         </w:rPr>
         <w:t>C 错：两总体均数不等是 H1，不是 H0。</w:t>
       </w:r>
@@ -561,7 +513,6 @@
       <w:r>
         <w:rPr>
           <w:rFonts w:ascii="Microsoft YaHei" w:hAnsi="Microsoft YaHei" w:eastAsia="Microsoft YaHei"/>
-          <w:sz w:val="22"/>
         </w:rPr>
         <w:t>D 对：两样本均数比较的 H0 是两总体均数相等。</w:t>
       </w:r>
@@ -573,7 +524,6 @@
       <w:r>
         <w:rPr>
           <w:rFonts w:ascii="Microsoft YaHei" w:hAnsi="Microsoft YaHei" w:eastAsia="Microsoft YaHei"/>
-          <w:sz w:val="22"/>
         </w:rPr>
         <w:t>E 错：这是把样本均数和总体均数混在一起，不是两样本比较的 H0。</w:t>
       </w:r>
@@ -583,7 +533,6 @@
       <w:r>
         <w:rPr>
           <w:rFonts w:ascii="Microsoft YaHei" w:hAnsi="Microsoft YaHei" w:eastAsia="Microsoft YaHei"/>
-          <w:sz w:val="22"/>
         </w:rPr>
         <w:t>记忆：H0 常写“无差别”，两样本 t 检验就是“两总体均数相等”。</w:t>
       </w:r>
@@ -593,7 +542,6 @@
       <w:r>
         <w:rPr>
           <w:rFonts w:ascii="Microsoft YaHei" w:hAnsi="Microsoft YaHei" w:eastAsia="Microsoft YaHei"/>
-          <w:sz w:val="22"/>
         </w:rPr>
         <w:t>---</w:t>
       </w:r>
@@ -612,7 +560,6 @@
       <w:r>
         <w:rPr>
           <w:rFonts w:ascii="Microsoft YaHei" w:hAnsi="Microsoft YaHei" w:eastAsia="Microsoft YaHei"/>
-          <w:sz w:val="22"/>
         </w:rPr>
         <w:t>两样本均数比较时，以下情况中第二类错误最小的是</w:t>
       </w:r>
@@ -622,7 +569,6 @@
       <w:r>
         <w:rPr>
           <w:rFonts w:ascii="Microsoft YaHei" w:hAnsi="Microsoft YaHei" w:eastAsia="Microsoft YaHei"/>
-          <w:sz w:val="22"/>
         </w:rPr>
         <w:t>A、α= 0.01</w:t>
       </w:r>
@@ -631,7 +577,6 @@
       <w:r>
         <w:rPr>
           <w:rFonts w:ascii="Microsoft YaHei" w:hAnsi="Microsoft YaHei" w:eastAsia="Microsoft YaHei"/>
-          <w:sz w:val="22"/>
         </w:rPr>
         <w:t>B、α= 0.02</w:t>
       </w:r>
@@ -640,7 +585,6 @@
       <w:r>
         <w:rPr>
           <w:rFonts w:ascii="Microsoft YaHei" w:hAnsi="Microsoft YaHei" w:eastAsia="Microsoft YaHei"/>
-          <w:sz w:val="22"/>
         </w:rPr>
         <w:t>C、α= 0.03</w:t>
       </w:r>
@@ -649,7 +593,6 @@
       <w:r>
         <w:rPr>
           <w:rFonts w:ascii="Microsoft YaHei" w:hAnsi="Microsoft YaHei" w:eastAsia="Microsoft YaHei"/>
-          <w:sz w:val="22"/>
         </w:rPr>
         <w:t>D、α= 0.04</w:t>
       </w:r>
@@ -658,7 +601,6 @@
       <w:r>
         <w:rPr>
           <w:rFonts w:ascii="Microsoft YaHei" w:hAnsi="Microsoft YaHei" w:eastAsia="Microsoft YaHei"/>
-          <w:sz w:val="22"/>
         </w:rPr>
         <w:t>E、α= 0.05</w:t>
       </w:r>
@@ -668,7 +610,6 @@
       <w:r>
         <w:rPr>
           <w:rFonts w:ascii="Microsoft YaHei" w:hAnsi="Microsoft YaHei" w:eastAsia="Microsoft YaHei"/>
-          <w:sz w:val="22"/>
         </w:rPr>
         <w:t>你的答案：A</w:t>
       </w:r>
@@ -677,7 +618,6 @@
       <w:r>
         <w:rPr>
           <w:rFonts w:ascii="Microsoft YaHei" w:hAnsi="Microsoft YaHei" w:eastAsia="Microsoft YaHei"/>
-          <w:sz w:val="22"/>
         </w:rPr>
         <w:t>正确答案：E</w:t>
       </w:r>
@@ -699,7 +639,6 @@
       <w:r>
         <w:rPr>
           <w:rFonts w:ascii="Microsoft YaHei" w:hAnsi="Microsoft YaHei" w:eastAsia="Microsoft YaHei"/>
-          <w:sz w:val="22"/>
         </w:rPr>
         <w:t>A 错：α 最小，拒绝 H0 最严格，通常 β 较大。</w:t>
       </w:r>
@@ -711,7 +650,6 @@
       <w:r>
         <w:rPr>
           <w:rFonts w:ascii="Microsoft YaHei" w:hAnsi="Microsoft YaHei" w:eastAsia="Microsoft YaHei"/>
-          <w:sz w:val="22"/>
         </w:rPr>
         <w:t>B 错：比 0.01 稍容易拒绝 H0，但不是这些选项里 β 最小。</w:t>
       </w:r>
@@ -723,7 +661,6 @@
       <w:r>
         <w:rPr>
           <w:rFonts w:ascii="Microsoft YaHei" w:hAnsi="Microsoft YaHei" w:eastAsia="Microsoft YaHei"/>
-          <w:sz w:val="22"/>
         </w:rPr>
         <w:t>C 错：α 继续增大，β 会变小，但仍不是最大 α。</w:t>
       </w:r>
@@ -735,7 +672,6 @@
       <w:r>
         <w:rPr>
           <w:rFonts w:ascii="Microsoft YaHei" w:hAnsi="Microsoft YaHei" w:eastAsia="Microsoft YaHei"/>
-          <w:sz w:val="22"/>
         </w:rPr>
         <w:t>D 错：β 比前面小，但还不是最小。</w:t>
       </w:r>
@@ -747,7 +683,6 @@
       <w:r>
         <w:rPr>
           <w:rFonts w:ascii="Microsoft YaHei" w:hAnsi="Microsoft YaHei" w:eastAsia="Microsoft YaHei"/>
-          <w:sz w:val="22"/>
         </w:rPr>
         <w:t>E 对：样本量固定时，α 越大，越容易拒绝 H0，第二类错误 β 通常越小。</w:t>
       </w:r>
@@ -757,7 +692,6 @@
       <w:r>
         <w:rPr>
           <w:rFonts w:ascii="Microsoft YaHei" w:hAnsi="Microsoft YaHei" w:eastAsia="Microsoft YaHei"/>
-          <w:sz w:val="22"/>
         </w:rPr>
         <w:t>记忆：样本量固定时，α 和 β 常常此消彼长。</w:t>
       </w:r>
@@ -767,7 +701,6 @@
       <w:r>
         <w:rPr>
           <w:rFonts w:ascii="Microsoft YaHei" w:hAnsi="Microsoft YaHei" w:eastAsia="Microsoft YaHei"/>
-          <w:sz w:val="22"/>
         </w:rPr>
         <w:t>---</w:t>
       </w:r>
@@ -786,7 +719,6 @@
       <w:r>
         <w:rPr>
           <w:rFonts w:ascii="Microsoft YaHei" w:hAnsi="Microsoft YaHei" w:eastAsia="Microsoft YaHei"/>
-          <w:sz w:val="22"/>
         </w:rPr>
         <w:t>关于假设检验，下面哪一项说法是正确</w:t>
       </w:r>
@@ -796,7 +728,6 @@
       <w:r>
         <w:rPr>
           <w:rFonts w:ascii="Microsoft YaHei" w:hAnsi="Microsoft YaHei" w:eastAsia="Microsoft YaHei"/>
-          <w:sz w:val="22"/>
         </w:rPr>
         <w:t>A、单侧检验优于双侧检验</w:t>
       </w:r>
@@ -805,7 +736,6 @@
       <w:r>
         <w:rPr>
           <w:rFonts w:ascii="Microsoft YaHei" w:hAnsi="Microsoft YaHei" w:eastAsia="Microsoft YaHei"/>
-          <w:sz w:val="22"/>
         </w:rPr>
         <w:t>B、若P&gt;α，则犯错误的可能性很小</w:t>
       </w:r>
@@ -814,7 +744,6 @@
       <w:r>
         <w:rPr>
           <w:rFonts w:ascii="Microsoft YaHei" w:hAnsi="Microsoft YaHei" w:eastAsia="Microsoft YaHei"/>
-          <w:sz w:val="22"/>
         </w:rPr>
         <w:t>C、两种假设都是针对总体而言的</w:t>
       </w:r>
@@ -823,7 +752,6 @@
       <w:r>
         <w:rPr>
           <w:rFonts w:ascii="Microsoft YaHei" w:hAnsi="Microsoft YaHei" w:eastAsia="Microsoft YaHei"/>
-          <w:sz w:val="22"/>
         </w:rPr>
         <w:t>D、检验水准α只能取0.05</w:t>
       </w:r>
@@ -832,7 +760,6 @@
       <w:r>
         <w:rPr>
           <w:rFonts w:ascii="Microsoft YaHei" w:hAnsi="Microsoft YaHei" w:eastAsia="Microsoft YaHei"/>
-          <w:sz w:val="22"/>
         </w:rPr>
         <w:t>E、拒绝H0，可能犯第Ⅱ类错误</w:t>
       </w:r>
@@ -842,7 +769,6 @@
       <w:r>
         <w:rPr>
           <w:rFonts w:ascii="Microsoft YaHei" w:hAnsi="Microsoft YaHei" w:eastAsia="Microsoft YaHei"/>
-          <w:sz w:val="22"/>
         </w:rPr>
         <w:t>你的答案：E</w:t>
       </w:r>
@@ -851,7 +777,6 @@
       <w:r>
         <w:rPr>
           <w:rFonts w:ascii="Microsoft YaHei" w:hAnsi="Microsoft YaHei" w:eastAsia="Microsoft YaHei"/>
-          <w:sz w:val="22"/>
         </w:rPr>
         <w:t>正确答案：C</w:t>
       </w:r>
@@ -873,7 +798,6 @@
       <w:r>
         <w:rPr>
           <w:rFonts w:ascii="Microsoft YaHei" w:hAnsi="Microsoft YaHei" w:eastAsia="Microsoft YaHei"/>
-          <w:sz w:val="22"/>
         </w:rPr>
         <w:t>A 错：单侧和双侧没有谁一定更优，要根据研究目的和事先方向决定。</w:t>
       </w:r>
@@ -885,7 +809,6 @@
       <w:r>
         <w:rPr>
           <w:rFonts w:ascii="Microsoft YaHei" w:hAnsi="Microsoft YaHei" w:eastAsia="Microsoft YaHei"/>
-          <w:sz w:val="22"/>
         </w:rPr>
         <w:t>B 错：P&gt;α 只能说不拒绝 H0，不能说犯错误可能性很小。</w:t>
       </w:r>
@@ -897,7 +820,6 @@
       <w:r>
         <w:rPr>
           <w:rFonts w:ascii="Microsoft YaHei" w:hAnsi="Microsoft YaHei" w:eastAsia="Microsoft YaHei"/>
-          <w:sz w:val="22"/>
         </w:rPr>
         <w:t>C 对：H0 和 H1 都是针对总体参数提出的假设。</w:t>
       </w:r>
@@ -909,7 +831,6 @@
       <w:r>
         <w:rPr>
           <w:rFonts w:ascii="Microsoft YaHei" w:hAnsi="Microsoft YaHei" w:eastAsia="Microsoft YaHei"/>
-          <w:sz w:val="22"/>
         </w:rPr>
         <w:t>D 错：α 常取 0.05，但也可以取 0.01、0.10 等。</w:t>
       </w:r>
@@ -921,7 +842,6 @@
       <w:r>
         <w:rPr>
           <w:rFonts w:ascii="Microsoft YaHei" w:hAnsi="Microsoft YaHei" w:eastAsia="Microsoft YaHei"/>
-          <w:sz w:val="22"/>
         </w:rPr>
         <w:t>E 错：拒绝 H0 时可能犯第 I 类错误；第 II 类错误是 H0 为假却未拒绝 H0。</w:t>
       </w:r>
@@ -931,7 +851,6 @@
       <w:r>
         <w:rPr>
           <w:rFonts w:ascii="Microsoft YaHei" w:hAnsi="Microsoft YaHei" w:eastAsia="Microsoft YaHei"/>
-          <w:sz w:val="22"/>
         </w:rPr>
         <w:t>记忆：拒绝 H0 对应 I 类错误；不拒绝 H0 对应 II 类错误风险。</w:t>
       </w:r>
@@ -941,7 +860,6 @@
       <w:r>
         <w:rPr>
           <w:rFonts w:ascii="Microsoft YaHei" w:hAnsi="Microsoft YaHei" w:eastAsia="Microsoft YaHei"/>
-          <w:sz w:val="22"/>
         </w:rPr>
         <w:t>---</w:t>
       </w:r>
@@ -960,7 +878,6 @@
       <w:r>
         <w:rPr>
           <w:rFonts w:ascii="Microsoft YaHei" w:hAnsi="Microsoft YaHei" w:eastAsia="Microsoft YaHei"/>
-          <w:sz w:val="22"/>
         </w:rPr>
         <w:t>第Ⅰ类错误的含义是</w:t>
       </w:r>
@@ -970,7 +887,6 @@
       <w:r>
         <w:rPr>
           <w:rFonts w:ascii="Microsoft YaHei" w:hAnsi="Microsoft YaHei" w:eastAsia="Microsoft YaHei"/>
-          <w:sz w:val="22"/>
         </w:rPr>
         <w:t>A、H0是对的，统计检验结果未拒绝H0</w:t>
       </w:r>
@@ -979,7 +895,6 @@
       <w:r>
         <w:rPr>
           <w:rFonts w:ascii="Microsoft YaHei" w:hAnsi="Microsoft YaHei" w:eastAsia="Microsoft YaHei"/>
-          <w:sz w:val="22"/>
         </w:rPr>
         <w:t>B、H0是对的，统计检验结果拒绝H0</w:t>
       </w:r>
@@ -988,7 +903,6 @@
       <w:r>
         <w:rPr>
           <w:rFonts w:ascii="Microsoft YaHei" w:hAnsi="Microsoft YaHei" w:eastAsia="Microsoft YaHei"/>
-          <w:sz w:val="22"/>
         </w:rPr>
         <w:t>C、H0是不对的，统计检验结果未拒绝H0</w:t>
       </w:r>
@@ -997,7 +911,6 @@
       <w:r>
         <w:rPr>
           <w:rFonts w:ascii="Microsoft YaHei" w:hAnsi="Microsoft YaHei" w:eastAsia="Microsoft YaHei"/>
-          <w:sz w:val="22"/>
         </w:rPr>
         <w:t>D、H0是不对的，统计检验结果拒绝H0</w:t>
       </w:r>
@@ -1006,7 +919,6 @@
       <w:r>
         <w:rPr>
           <w:rFonts w:ascii="Microsoft YaHei" w:hAnsi="Microsoft YaHei" w:eastAsia="Microsoft YaHei"/>
-          <w:sz w:val="22"/>
         </w:rPr>
         <w:t>E、以上都不对</w:t>
       </w:r>
@@ -1016,7 +928,6 @@
       <w:r>
         <w:rPr>
           <w:rFonts w:ascii="Microsoft YaHei" w:hAnsi="Microsoft YaHei" w:eastAsia="Microsoft YaHei"/>
-          <w:sz w:val="22"/>
         </w:rPr>
         <w:t>你的答案：D</w:t>
       </w:r>
@@ -1025,7 +936,6 @@
       <w:r>
         <w:rPr>
           <w:rFonts w:ascii="Microsoft YaHei" w:hAnsi="Microsoft YaHei" w:eastAsia="Microsoft YaHei"/>
-          <w:sz w:val="22"/>
         </w:rPr>
         <w:t>正确答案：B</w:t>
       </w:r>
@@ -1047,7 +957,6 @@
       <w:r>
         <w:rPr>
           <w:rFonts w:ascii="Microsoft YaHei" w:hAnsi="Microsoft YaHei" w:eastAsia="Microsoft YaHei"/>
-          <w:sz w:val="22"/>
         </w:rPr>
         <w:t>A 错：H0 真且未拒绝 H0，这是正确判断，不是错误。</w:t>
       </w:r>
@@ -1059,7 +968,6 @@
       <w:r>
         <w:rPr>
           <w:rFonts w:ascii="Microsoft YaHei" w:hAnsi="Microsoft YaHei" w:eastAsia="Microsoft YaHei"/>
-          <w:sz w:val="22"/>
         </w:rPr>
         <w:t>B 对：H0 真却拒绝 H0，是真 H0 被错拒，属于第 I 类错误。</w:t>
       </w:r>
@@ -1071,7 +979,6 @@
       <w:r>
         <w:rPr>
           <w:rFonts w:ascii="Microsoft YaHei" w:hAnsi="Microsoft YaHei" w:eastAsia="Microsoft YaHei"/>
-          <w:sz w:val="22"/>
         </w:rPr>
         <w:t>C 错：H0 假却未拒绝 H0，这是第 II 类错误。</w:t>
       </w:r>
@@ -1083,7 +990,6 @@
       <w:r>
         <w:rPr>
           <w:rFonts w:ascii="Microsoft YaHei" w:hAnsi="Microsoft YaHei" w:eastAsia="Microsoft YaHei"/>
-          <w:sz w:val="22"/>
         </w:rPr>
         <w:t>D 错：H0 假且拒绝 H0，这是正确判断，不是错误。</w:t>
       </w:r>
@@ -1095,7 +1001,6 @@
       <w:r>
         <w:rPr>
           <w:rFonts w:ascii="Microsoft YaHei" w:hAnsi="Microsoft YaHei" w:eastAsia="Microsoft YaHei"/>
-          <w:sz w:val="22"/>
         </w:rPr>
         <w:t>E 错：B 已经正确。</w:t>
       </w:r>
@@ -1105,7 +1010,6 @@
       <w:r>
         <w:rPr>
           <w:rFonts w:ascii="Microsoft YaHei" w:hAnsi="Microsoft YaHei" w:eastAsia="Microsoft YaHei"/>
-          <w:sz w:val="22"/>
         </w:rPr>
         <w:t>记忆：I 类错误 = 真 H0 被错拒；II 类错误 = 假 H0 没拒绝。</w:t>
       </w:r>
@@ -1115,7 +1019,6 @@
       <w:r>
         <w:rPr>
           <w:rFonts w:ascii="Microsoft YaHei" w:hAnsi="Microsoft YaHei" w:eastAsia="Microsoft YaHei"/>
-          <w:sz w:val="22"/>
         </w:rPr>
         <w:t>---</w:t>
       </w:r>
@@ -1134,7 +1037,6 @@
       <w:r>
         <w:rPr>
           <w:rFonts w:ascii="Microsoft YaHei" w:hAnsi="Microsoft YaHei" w:eastAsia="Microsoft YaHei"/>
-          <w:sz w:val="22"/>
         </w:rPr>
         <w:t>进行两样本均数比较的t检验时，不要求</w:t>
       </w:r>
@@ -1144,7 +1046,6 @@
       <w:r>
         <w:rPr>
           <w:rFonts w:ascii="Microsoft YaHei" w:hAnsi="Microsoft YaHei" w:eastAsia="Microsoft YaHei"/>
-          <w:sz w:val="22"/>
         </w:rPr>
         <w:t>A、各观测结果相互独立</w:t>
       </w:r>
@@ -1153,7 +1054,6 @@
       <w:r>
         <w:rPr>
           <w:rFonts w:ascii="Microsoft YaHei" w:hAnsi="Microsoft YaHei" w:eastAsia="Microsoft YaHei"/>
-          <w:sz w:val="22"/>
         </w:rPr>
         <w:t>B、两样本来自正态分布总体</w:t>
       </w:r>
@@ -1162,7 +1062,6 @@
       <w:r>
         <w:rPr>
           <w:rFonts w:ascii="Microsoft YaHei" w:hAnsi="Microsoft YaHei" w:eastAsia="Microsoft YaHei"/>
-          <w:sz w:val="22"/>
         </w:rPr>
         <w:t>C、两样本所属总体的方差相等</w:t>
       </w:r>
@@ -1171,7 +1070,6 @@
       <w:r>
         <w:rPr>
           <w:rFonts w:ascii="Microsoft YaHei" w:hAnsi="Microsoft YaHei" w:eastAsia="Microsoft YaHei"/>
-          <w:sz w:val="22"/>
         </w:rPr>
         <w:t>D、两组数据均数相近</w:t>
       </w:r>
@@ -1180,7 +1078,6 @@
       <w:r>
         <w:rPr>
           <w:rFonts w:ascii="Microsoft YaHei" w:hAnsi="Microsoft YaHei" w:eastAsia="Microsoft YaHei"/>
-          <w:sz w:val="22"/>
         </w:rPr>
         <w:t>E、两组数据单位相同</w:t>
       </w:r>
@@ -1190,7 +1087,6 @@
       <w:r>
         <w:rPr>
           <w:rFonts w:ascii="Microsoft YaHei" w:hAnsi="Microsoft YaHei" w:eastAsia="Microsoft YaHei"/>
-          <w:sz w:val="22"/>
         </w:rPr>
         <w:t>你的答案：A</w:t>
       </w:r>
@@ -1199,7 +1095,6 @@
       <w:r>
         <w:rPr>
           <w:rFonts w:ascii="Microsoft YaHei" w:hAnsi="Microsoft YaHei" w:eastAsia="Microsoft YaHei"/>
-          <w:sz w:val="22"/>
         </w:rPr>
         <w:t>正确答案：D</w:t>
       </w:r>
@@ -1221,7 +1116,6 @@
       <w:r>
         <w:rPr>
           <w:rFonts w:ascii="Microsoft YaHei" w:hAnsi="Microsoft YaHei" w:eastAsia="Microsoft YaHei"/>
-          <w:sz w:val="22"/>
         </w:rPr>
         <w:t>A 错：两独立样本 t 检验要求各观察值相互独立。</w:t>
       </w:r>
@@ -1233,7 +1127,6 @@
       <w:r>
         <w:rPr>
           <w:rFonts w:ascii="Microsoft YaHei" w:hAnsi="Microsoft YaHei" w:eastAsia="Microsoft YaHei"/>
-          <w:sz w:val="22"/>
         </w:rPr>
         <w:t>B 错：理论上要求两样本来自正态分布总体。</w:t>
       </w:r>
@@ -1245,7 +1138,6 @@
       <w:r>
         <w:rPr>
           <w:rFonts w:ascii="Microsoft YaHei" w:hAnsi="Microsoft YaHei" w:eastAsia="Microsoft YaHei"/>
-          <w:sz w:val="22"/>
         </w:rPr>
         <w:t>C 错：常规两独立样本 t 检验要求方差齐性；SPSS 中方差不齐时看校正行。</w:t>
       </w:r>
@@ -1257,7 +1149,6 @@
       <w:r>
         <w:rPr>
           <w:rFonts w:ascii="Microsoft YaHei" w:hAnsi="Microsoft YaHei" w:eastAsia="Microsoft YaHei"/>
-          <w:sz w:val="22"/>
         </w:rPr>
         <w:t>D 对：不要求两组数据均数相近；检验本来就是为了判断两组均数是否有差别。</w:t>
       </w:r>
@@ -1269,7 +1160,6 @@
       <w:r>
         <w:rPr>
           <w:rFonts w:ascii="Microsoft YaHei" w:hAnsi="Microsoft YaHei" w:eastAsia="Microsoft YaHei"/>
-          <w:sz w:val="22"/>
         </w:rPr>
         <w:t>E 错：两组数据单位应相同，否则均数无法直接比较。</w:t>
       </w:r>
@@ -1279,7 +1169,6 @@
       <w:r>
         <w:rPr>
           <w:rFonts w:ascii="Microsoft YaHei" w:hAnsi="Microsoft YaHei" w:eastAsia="Microsoft YaHei"/>
-          <w:sz w:val="22"/>
         </w:rPr>
         <w:t>记忆：独立样本 t 检验要求独立、正态、方差齐，不要求均数相近。</w:t>
       </w:r>
@@ -1289,7 +1178,6 @@
       <w:r>
         <w:rPr>
           <w:rFonts w:ascii="Microsoft YaHei" w:hAnsi="Microsoft YaHei" w:eastAsia="Microsoft YaHei"/>
-          <w:sz w:val="22"/>
         </w:rPr>
         <w:t>---</w:t>
       </w:r>
@@ -1308,7 +1196,6 @@
       <w:r>
         <w:rPr>
           <w:rFonts w:ascii="Microsoft YaHei" w:hAnsi="Microsoft YaHei" w:eastAsia="Microsoft YaHei"/>
-          <w:sz w:val="22"/>
         </w:rPr>
         <w:t>配对t检验要求</w:t>
       </w:r>
@@ -1318,7 +1205,6 @@
       <w:r>
         <w:rPr>
           <w:rFonts w:ascii="Microsoft YaHei" w:hAnsi="Microsoft YaHei" w:eastAsia="Microsoft YaHei"/>
-          <w:sz w:val="22"/>
         </w:rPr>
         <w:t>A、两组样本的方差相等</w:t>
       </w:r>
@@ -1327,7 +1213,6 @@
       <w:r>
         <w:rPr>
           <w:rFonts w:ascii="Microsoft YaHei" w:hAnsi="Microsoft YaHei" w:eastAsia="Microsoft YaHei"/>
-          <w:sz w:val="22"/>
         </w:rPr>
         <w:t>B、数据呈双变量正态分布</w:t>
       </w:r>
@@ -1336,7 +1221,6 @@
       <w:r>
         <w:rPr>
           <w:rFonts w:ascii="Microsoft YaHei" w:hAnsi="Microsoft YaHei" w:eastAsia="Microsoft YaHei"/>
-          <w:sz w:val="22"/>
         </w:rPr>
         <w:t>C、差数d服从正态分布</w:t>
       </w:r>
@@ -1345,7 +1229,6 @@
       <w:r>
         <w:rPr>
           <w:rFonts w:ascii="Microsoft YaHei" w:hAnsi="Microsoft YaHei" w:eastAsia="Microsoft YaHei"/>
-          <w:sz w:val="22"/>
         </w:rPr>
         <w:t>D、差数d的方差为0</w:t>
       </w:r>
@@ -1354,7 +1237,6 @@
       <w:r>
         <w:rPr>
           <w:rFonts w:ascii="Microsoft YaHei" w:hAnsi="Microsoft YaHei" w:eastAsia="Microsoft YaHei"/>
-          <w:sz w:val="22"/>
         </w:rPr>
         <w:t>E、n比较小</w:t>
       </w:r>
@@ -1364,7 +1246,6 @@
       <w:r>
         <w:rPr>
           <w:rFonts w:ascii="Microsoft YaHei" w:hAnsi="Microsoft YaHei" w:eastAsia="Microsoft YaHei"/>
-          <w:sz w:val="22"/>
         </w:rPr>
         <w:t>你的答案：B</w:t>
       </w:r>
@@ -1373,7 +1254,6 @@
       <w:r>
         <w:rPr>
           <w:rFonts w:ascii="Microsoft YaHei" w:hAnsi="Microsoft YaHei" w:eastAsia="Microsoft YaHei"/>
-          <w:sz w:val="22"/>
         </w:rPr>
         <w:t>正确答案：C</w:t>
       </w:r>
@@ -1395,7 +1275,6 @@
       <w:r>
         <w:rPr>
           <w:rFonts w:ascii="Microsoft YaHei" w:hAnsi="Microsoft YaHei" w:eastAsia="Microsoft YaHei"/>
-          <w:sz w:val="22"/>
         </w:rPr>
         <w:t>A 错：配对 t 检验不要求两组样本方差相等。</w:t>
       </w:r>
@@ -1407,7 +1286,6 @@
       <w:r>
         <w:rPr>
           <w:rFonts w:ascii="Microsoft YaHei" w:hAnsi="Microsoft YaHei" w:eastAsia="Microsoft YaHei"/>
-          <w:sz w:val="22"/>
         </w:rPr>
         <w:t>B 错：考试通常考“差值 d 的正态性”，不是双变量正态分布。</w:t>
       </w:r>
@@ -1419,7 +1297,6 @@
       <w:r>
         <w:rPr>
           <w:rFonts w:ascii="Microsoft YaHei" w:hAnsi="Microsoft YaHei" w:eastAsia="Microsoft YaHei"/>
-          <w:sz w:val="22"/>
         </w:rPr>
         <w:t>C 对：配对 t 检验先计算每对差值 d，再检验差值均数是否为 0，所以要求差数 d 近似正态。</w:t>
       </w:r>
@@ -1431,7 +1308,6 @@
       <w:r>
         <w:rPr>
           <w:rFonts w:ascii="Microsoft YaHei" w:hAnsi="Microsoft YaHei" w:eastAsia="Microsoft YaHei"/>
-          <w:sz w:val="22"/>
         </w:rPr>
         <w:t>D 错：差数 d 的方差为 0 表示所有差值完全一样，这不是配对 t 检验要求。</w:t>
       </w:r>
@@ -1443,7 +1319,6 @@
       <w:r>
         <w:rPr>
           <w:rFonts w:ascii="Microsoft YaHei" w:hAnsi="Microsoft YaHei" w:eastAsia="Microsoft YaHei"/>
-          <w:sz w:val="22"/>
         </w:rPr>
         <w:t>E 错：n 小不是配对 t 检验的要求；样本量大小不是选择配对 t 的依据。</w:t>
       </w:r>
@@ -1453,7 +1328,6 @@
       <w:r>
         <w:rPr>
           <w:rFonts w:ascii="Microsoft YaHei" w:hAnsi="Microsoft YaHei" w:eastAsia="Microsoft YaHei"/>
-          <w:sz w:val="22"/>
         </w:rPr>
         <w:t>记忆：配对 t 检验看“差值 d”，不是看两列原始数据分别怎样。</w:t>
       </w:r>
@@ -1463,7 +1337,6 @@
       <w:r>
         <w:rPr>
           <w:rFonts w:ascii="Microsoft YaHei" w:hAnsi="Microsoft YaHei" w:eastAsia="Microsoft YaHei"/>
-          <w:sz w:val="22"/>
         </w:rPr>
         <w:t>---</w:t>
       </w:r>
@@ -1482,7 +1355,6 @@
       <w:r>
         <w:rPr>
           <w:rFonts w:ascii="Microsoft YaHei" w:hAnsi="Microsoft YaHei" w:eastAsia="Microsoft YaHei"/>
-          <w:sz w:val="22"/>
         </w:rPr>
         <w:t>两样本均数的比较，差异有统计学意义时，说明</w:t>
       </w:r>
@@ -1492,7 +1364,6 @@
       <w:r>
         <w:rPr>
           <w:rFonts w:ascii="Microsoft YaHei" w:hAnsi="Microsoft YaHei" w:eastAsia="Microsoft YaHei"/>
-          <w:sz w:val="22"/>
         </w:rPr>
         <w:t>A、两样本均数不同</w:t>
       </w:r>
@@ -1501,7 +1372,6 @@
       <w:r>
         <w:rPr>
           <w:rFonts w:ascii="Microsoft YaHei" w:hAnsi="Microsoft YaHei" w:eastAsia="Microsoft YaHei"/>
-          <w:sz w:val="22"/>
         </w:rPr>
         <w:t>B、两总体均数不同</w:t>
       </w:r>
@@ -1510,7 +1380,6 @@
       <w:r>
         <w:rPr>
           <w:rFonts w:ascii="Microsoft YaHei" w:hAnsi="Microsoft YaHei" w:eastAsia="Microsoft YaHei"/>
-          <w:sz w:val="22"/>
         </w:rPr>
         <w:t>C、两样本均数相同</w:t>
       </w:r>
@@ -1519,7 +1388,6 @@
       <w:r>
         <w:rPr>
           <w:rFonts w:ascii="Microsoft YaHei" w:hAnsi="Microsoft YaHei" w:eastAsia="Microsoft YaHei"/>
-          <w:sz w:val="22"/>
         </w:rPr>
         <w:t>D、两总体均数相同</w:t>
       </w:r>
@@ -1528,7 +1396,6 @@
       <w:r>
         <w:rPr>
           <w:rFonts w:ascii="Microsoft YaHei" w:hAnsi="Microsoft YaHei" w:eastAsia="Microsoft YaHei"/>
-          <w:sz w:val="22"/>
         </w:rPr>
         <w:t>E、两样本均数和总体均数均不同</w:t>
       </w:r>
@@ -1538,7 +1405,6 @@
       <w:r>
         <w:rPr>
           <w:rFonts w:ascii="Microsoft YaHei" w:hAnsi="Microsoft YaHei" w:eastAsia="Microsoft YaHei"/>
-          <w:sz w:val="22"/>
         </w:rPr>
         <w:t>你的答案：A</w:t>
       </w:r>
@@ -1547,7 +1413,6 @@
       <w:r>
         <w:rPr>
           <w:rFonts w:ascii="Microsoft YaHei" w:hAnsi="Microsoft YaHei" w:eastAsia="Microsoft YaHei"/>
-          <w:sz w:val="22"/>
         </w:rPr>
         <w:t>正确答案：B</w:t>
       </w:r>
@@ -1569,7 +1434,6 @@
       <w:r>
         <w:rPr>
           <w:rFonts w:ascii="Microsoft YaHei" w:hAnsi="Microsoft YaHei" w:eastAsia="Microsoft YaHei"/>
-          <w:sz w:val="22"/>
         </w:rPr>
         <w:t>A 错：两样本均数不同通常肉眼就能看到，统计检验要推断总体。</w:t>
       </w:r>
@@ -1581,7 +1445,6 @@
       <w:r>
         <w:rPr>
           <w:rFonts w:ascii="Microsoft YaHei" w:hAnsi="Microsoft YaHei" w:eastAsia="Microsoft YaHei"/>
-          <w:sz w:val="22"/>
         </w:rPr>
         <w:t>B 对：差异有统计学意义，说明可认为两总体均数不同。</w:t>
       </w:r>
@@ -1593,7 +1456,6 @@
       <w:r>
         <w:rPr>
           <w:rFonts w:ascii="Microsoft YaHei" w:hAnsi="Microsoft YaHei" w:eastAsia="Microsoft YaHei"/>
-          <w:sz w:val="22"/>
         </w:rPr>
         <w:t>C 错：差异有统计学意义不可能说明两样本均数相同。</w:t>
       </w:r>
@@ -1605,7 +1467,6 @@
       <w:r>
         <w:rPr>
           <w:rFonts w:ascii="Microsoft YaHei" w:hAnsi="Microsoft YaHei" w:eastAsia="Microsoft YaHei"/>
-          <w:sz w:val="22"/>
         </w:rPr>
         <w:t>D 错：差异有统计学意义支持两总体均数不同，不是相同。</w:t>
       </w:r>
@@ -1617,7 +1478,6 @@
       <w:r>
         <w:rPr>
           <w:rFonts w:ascii="Microsoft YaHei" w:hAnsi="Microsoft YaHei" w:eastAsia="Microsoft YaHei"/>
-          <w:sz w:val="22"/>
         </w:rPr>
         <w:t>E 错：说法混乱，样本均数和总体均数不是这样同时比较的。</w:t>
       </w:r>
@@ -1627,7 +1487,6 @@
       <w:r>
         <w:rPr>
           <w:rFonts w:ascii="Microsoft YaHei" w:hAnsi="Microsoft YaHei" w:eastAsia="Microsoft YaHei"/>
-          <w:sz w:val="22"/>
         </w:rPr>
         <w:t>记忆：显著性检验的结论必须说“总体”。</w:t>
       </w:r>
@@ -1637,7 +1496,6 @@
       <w:r>
         <w:rPr>
           <w:rFonts w:ascii="Microsoft YaHei" w:hAnsi="Microsoft YaHei" w:eastAsia="Microsoft YaHei"/>
-          <w:sz w:val="22"/>
         </w:rPr>
         <w:t>---</w:t>
       </w:r>
@@ -1656,7 +1514,6 @@
       <w:r>
         <w:rPr>
           <w:rFonts w:ascii="Microsoft YaHei" w:hAnsi="Microsoft YaHei" w:eastAsia="Microsoft YaHei"/>
-          <w:sz w:val="22"/>
         </w:rPr>
         <w:t>属于统计推断内容的是</w:t>
       </w:r>
@@ -1666,7 +1523,6 @@
       <w:r>
         <w:rPr>
           <w:rFonts w:ascii="Microsoft YaHei" w:hAnsi="Microsoft YaHei" w:eastAsia="Microsoft YaHei"/>
-          <w:sz w:val="22"/>
         </w:rPr>
         <w:t>A、计算样本均数</w:t>
       </w:r>
@@ -1675,7 +1531,6 @@
       <w:r>
         <w:rPr>
           <w:rFonts w:ascii="Microsoft YaHei" w:hAnsi="Microsoft YaHei" w:eastAsia="Microsoft YaHei"/>
-          <w:sz w:val="22"/>
         </w:rPr>
         <w:t>B、计算总体均数</w:t>
       </w:r>
@@ -1684,7 +1539,6 @@
       <w:r>
         <w:rPr>
           <w:rFonts w:ascii="Microsoft YaHei" w:hAnsi="Microsoft YaHei" w:eastAsia="Microsoft YaHei"/>
-          <w:sz w:val="22"/>
         </w:rPr>
         <w:t>C、计算样本标准差</w:t>
       </w:r>
@@ -1693,7 +1547,6 @@
       <w:r>
         <w:rPr>
           <w:rFonts w:ascii="Microsoft YaHei" w:hAnsi="Microsoft YaHei" w:eastAsia="Microsoft YaHei"/>
-          <w:sz w:val="22"/>
         </w:rPr>
         <w:t>D、计算标准误</w:t>
       </w:r>
@@ -1702,7 +1555,6 @@
       <w:r>
         <w:rPr>
           <w:rFonts w:ascii="Microsoft YaHei" w:hAnsi="Microsoft YaHei" w:eastAsia="Microsoft YaHei"/>
-          <w:sz w:val="22"/>
         </w:rPr>
         <w:t>E、估计可信区间</w:t>
       </w:r>
@@ -1712,7 +1564,6 @@
       <w:r>
         <w:rPr>
           <w:rFonts w:ascii="Microsoft YaHei" w:hAnsi="Microsoft YaHei" w:eastAsia="Microsoft YaHei"/>
-          <w:sz w:val="22"/>
         </w:rPr>
         <w:t>你的答案：B</w:t>
       </w:r>
@@ -1721,7 +1572,6 @@
       <w:r>
         <w:rPr>
           <w:rFonts w:ascii="Microsoft YaHei" w:hAnsi="Microsoft YaHei" w:eastAsia="Microsoft YaHei"/>
-          <w:sz w:val="22"/>
         </w:rPr>
         <w:t>正确答案：E</w:t>
       </w:r>
@@ -1743,7 +1593,6 @@
       <w:r>
         <w:rPr>
           <w:rFonts w:ascii="Microsoft YaHei" w:hAnsi="Microsoft YaHei" w:eastAsia="Microsoft YaHei"/>
-          <w:sz w:val="22"/>
         </w:rPr>
         <w:t>A 错：计算样本均数属于统计描述，不是统计推断。</w:t>
       </w:r>
@@ -1755,7 +1604,6 @@
       <w:r>
         <w:rPr>
           <w:rFonts w:ascii="Microsoft YaHei" w:hAnsi="Microsoft YaHei" w:eastAsia="Microsoft YaHei"/>
-          <w:sz w:val="22"/>
         </w:rPr>
         <w:t>B 错：总体均数通常未知，不能直接“计算”；统计推断是用样本估计总体。</w:t>
       </w:r>
@@ -1767,7 +1615,6 @@
       <w:r>
         <w:rPr>
           <w:rFonts w:ascii="Microsoft YaHei" w:hAnsi="Microsoft YaHei" w:eastAsia="Microsoft YaHei"/>
-          <w:sz w:val="22"/>
         </w:rPr>
         <w:t>C 错：计算样本标准差属于统计描述。</w:t>
       </w:r>
@@ -1779,7 +1626,6 @@
       <w:r>
         <w:rPr>
           <w:rFonts w:ascii="Microsoft YaHei" w:hAnsi="Microsoft YaHei" w:eastAsia="Microsoft YaHei"/>
-          <w:sz w:val="22"/>
         </w:rPr>
         <w:t>D 错：计算标准误本身是为推断服务，但“统计推断内容”更典型的是参数估计和假设检验。</w:t>
       </w:r>
@@ -1791,7 +1637,6 @@
       <w:r>
         <w:rPr>
           <w:rFonts w:ascii="Microsoft YaHei" w:hAnsi="Microsoft YaHei" w:eastAsia="Microsoft YaHei"/>
-          <w:sz w:val="22"/>
         </w:rPr>
         <w:t>E 对：估计可信区间属于参数估计，是统计推断的重要内容。</w:t>
       </w:r>
@@ -1801,7 +1646,6 @@
       <w:r>
         <w:rPr>
           <w:rFonts w:ascii="Microsoft YaHei" w:hAnsi="Microsoft YaHei" w:eastAsia="Microsoft YaHei"/>
-          <w:sz w:val="22"/>
         </w:rPr>
         <w:t>记忆：统计推断 = 参数估计 + 假设检验；可信区间属于参数估计。</w:t>
       </w:r>
@@ -1811,7 +1655,6 @@
       <w:r>
         <w:rPr>
           <w:rFonts w:ascii="Microsoft YaHei" w:hAnsi="Microsoft YaHei" w:eastAsia="Microsoft YaHei"/>
-          <w:sz w:val="22"/>
         </w:rPr>
         <w:t>---</w:t>
       </w:r>
@@ -1830,7 +1673,6 @@
       <w:r>
         <w:rPr>
           <w:rFonts w:ascii="Microsoft YaHei" w:hAnsi="Microsoft YaHei" w:eastAsia="Microsoft YaHei"/>
-          <w:sz w:val="22"/>
         </w:rPr>
         <w:t>在同一总体随机抽样，其他条件不变，样本含量越大，则</w:t>
       </w:r>
@@ -1840,7 +1682,6 @@
       <w:r>
         <w:rPr>
           <w:rFonts w:ascii="Microsoft YaHei" w:hAnsi="Microsoft YaHei" w:eastAsia="Microsoft YaHei"/>
-          <w:sz w:val="22"/>
         </w:rPr>
         <w:t>A、样本标准差越大</w:t>
       </w:r>
@@ -1849,7 +1690,6 @@
       <w:r>
         <w:rPr>
           <w:rFonts w:ascii="Microsoft YaHei" w:hAnsi="Microsoft YaHei" w:eastAsia="Microsoft YaHei"/>
-          <w:sz w:val="22"/>
         </w:rPr>
         <w:t>B、样本标准差越小</w:t>
       </w:r>
@@ -1858,7 +1698,6 @@
       <w:r>
         <w:rPr>
           <w:rFonts w:ascii="Microsoft YaHei" w:hAnsi="Microsoft YaHei" w:eastAsia="Microsoft YaHei"/>
-          <w:sz w:val="22"/>
         </w:rPr>
         <w:t>C、总体均数的95%可信区间越窄</w:t>
       </w:r>
@@ -1867,7 +1706,6 @@
       <w:r>
         <w:rPr>
           <w:rFonts w:ascii="Microsoft YaHei" w:hAnsi="Microsoft YaHei" w:eastAsia="Microsoft YaHei"/>
-          <w:sz w:val="22"/>
         </w:rPr>
         <w:t>D、总体均数的95%可信区间越宽</w:t>
       </w:r>
@@ -1876,7 +1714,6 @@
       <w:r>
         <w:rPr>
           <w:rFonts w:ascii="Microsoft YaHei" w:hAnsi="Microsoft YaHei" w:eastAsia="Microsoft YaHei"/>
-          <w:sz w:val="22"/>
         </w:rPr>
         <w:t>E、抽样误差越大</w:t>
       </w:r>
@@ -1886,7 +1723,6 @@
       <w:r>
         <w:rPr>
           <w:rFonts w:ascii="Microsoft YaHei" w:hAnsi="Microsoft YaHei" w:eastAsia="Microsoft YaHei"/>
-          <w:sz w:val="22"/>
         </w:rPr>
         <w:t>你的答案：D</w:t>
       </w:r>
@@ -1895,7 +1731,6 @@
       <w:r>
         <w:rPr>
           <w:rFonts w:ascii="Microsoft YaHei" w:hAnsi="Microsoft YaHei" w:eastAsia="Microsoft YaHei"/>
-          <w:sz w:val="22"/>
         </w:rPr>
         <w:t>正确答案：C</w:t>
       </w:r>
@@ -1917,7 +1752,6 @@
       <w:r>
         <w:rPr>
           <w:rFonts w:ascii="Microsoft YaHei" w:hAnsi="Microsoft YaHei" w:eastAsia="Microsoft YaHei"/>
-          <w:sz w:val="22"/>
         </w:rPr>
         <w:t>A 错：样本量变大不表示样本标准差一定越大。</w:t>
       </w:r>
@@ -1929,7 +1763,6 @@
       <w:r>
         <w:rPr>
           <w:rFonts w:ascii="Microsoft YaHei" w:hAnsi="Microsoft YaHei" w:eastAsia="Microsoft YaHei"/>
-          <w:sz w:val="22"/>
         </w:rPr>
         <w:t>B 错：样本量变大也不表示样本标准差一定越小；标准差主要反映个体变异。</w:t>
       </w:r>
@@ -1941,7 +1774,6 @@
       <w:r>
         <w:rPr>
           <w:rFonts w:ascii="Microsoft YaHei" w:hAnsi="Microsoft YaHei" w:eastAsia="Microsoft YaHei"/>
-          <w:sz w:val="22"/>
         </w:rPr>
         <w:t>C 对：样本量越大，标准误越小，估计越精确，所以总体均数的 95% 可信区间越窄。</w:t>
       </w:r>
@@ -1953,7 +1785,6 @@
       <w:r>
         <w:rPr>
           <w:rFonts w:ascii="Microsoft YaHei" w:hAnsi="Microsoft YaHei" w:eastAsia="Microsoft YaHei"/>
-          <w:sz w:val="22"/>
         </w:rPr>
         <w:t>D 错：样本量增大不会使可信区间变宽，方向反了。</w:t>
       </w:r>
@@ -1965,7 +1796,6 @@
       <w:r>
         <w:rPr>
           <w:rFonts w:ascii="Microsoft YaHei" w:hAnsi="Microsoft YaHei" w:eastAsia="Microsoft YaHei"/>
-          <w:sz w:val="22"/>
         </w:rPr>
         <w:t>E 错：样本量越大，抽样误差通常越小，不是越大。</w:t>
       </w:r>
@@ -1975,7 +1805,6 @@
       <w:r>
         <w:rPr>
           <w:rFonts w:ascii="Microsoft YaHei" w:hAnsi="Microsoft YaHei" w:eastAsia="Microsoft YaHei"/>
-          <w:sz w:val="22"/>
         </w:rPr>
         <w:t>记忆：n 越大，标准误越小，可信区间越窄。</w:t>
       </w:r>
@@ -1985,7 +1814,6 @@
       <w:r>
         <w:rPr>
           <w:rFonts w:ascii="Microsoft YaHei" w:hAnsi="Microsoft YaHei" w:eastAsia="Microsoft YaHei"/>
-          <w:sz w:val="22"/>
         </w:rPr>
         <w:t>---</w:t>
       </w:r>
@@ -2007,7 +1835,6 @@
       <w:r>
         <w:rPr>
           <w:rFonts w:ascii="Microsoft YaHei" w:hAnsi="Microsoft YaHei" w:eastAsia="Microsoft YaHei"/>
-          <w:sz w:val="22"/>
         </w:rPr>
         <w:t>假设检验看总体，不看样本。</w:t>
       </w:r>
@@ -2019,7 +1846,6 @@
       <w:r>
         <w:rPr>
           <w:rFonts w:ascii="Microsoft YaHei" w:hAnsi="Microsoft YaHei" w:eastAsia="Microsoft YaHei"/>
-          <w:sz w:val="22"/>
         </w:rPr>
         <w:t>P 越小，越有理由拒绝 H0。</w:t>
       </w:r>
@@ -2031,7 +1857,6 @@
       <w:r>
         <w:rPr>
           <w:rFonts w:ascii="Microsoft YaHei" w:hAnsi="Microsoft YaHei" w:eastAsia="Microsoft YaHei"/>
-          <w:sz w:val="22"/>
         </w:rPr>
         <w:t>I 类错误：真 H0 被错拒。</w:t>
       </w:r>
@@ -2043,7 +1868,6 @@
       <w:r>
         <w:rPr>
           <w:rFonts w:ascii="Microsoft YaHei" w:hAnsi="Microsoft YaHei" w:eastAsia="Microsoft YaHei"/>
-          <w:sz w:val="22"/>
         </w:rPr>
         <w:t>II 类错误：假 H0 没拒绝。</w:t>
       </w:r>
@@ -2055,7 +1879,6 @@
       <w:r>
         <w:rPr>
           <w:rFonts w:ascii="Microsoft YaHei" w:hAnsi="Microsoft YaHei" w:eastAsia="Microsoft YaHei"/>
-          <w:sz w:val="22"/>
         </w:rPr>
         <w:t>配对 t 检验看差值 d。</w:t>
       </w:r>
@@ -2067,7 +1890,6 @@
       <w:r>
         <w:rPr>
           <w:rFonts w:ascii="Microsoft YaHei" w:hAnsi="Microsoft YaHei" w:eastAsia="Microsoft YaHei"/>
-          <w:sz w:val="22"/>
         </w:rPr>
         <w:t>样本量越大，可信区间越窄。</w:t>
       </w:r>
@@ -2448,7 +2270,7 @@
     <w:rsid w:val="00FC693F"/>
     <w:rPr>
       <w:rFonts w:ascii="Microsoft YaHei" w:hAnsi="Microsoft YaHei" w:eastAsia="Microsoft YaHei"/>
-      <w:sz w:val="22"/>
+      <w:sz w:val="21"/>
     </w:rPr>
   </w:style>
   <w:style w:type="paragraph" w:styleId="Header">
